--- a/assets/Logan_Goodwin_Resume_Modern.docx
+++ b/assets/Logan_Goodwin_Resume_Modern.docx
@@ -211,7 +211,7 @@
     </w:p>
     <w:p>
       <w:pPr>
-        <w:spacing w:after="80" w:before="60"/>
+        <w:spacing w:after="0" w:before="0" w:line="240" w:lineRule="auto"/>
       </w:pPr>
       <w:r>
         <w:rPr>
@@ -1063,20 +1063,15 @@
     </w:p>
     <w:p>
       <w:pPr>
-        <w:spacing w:after="60" w:before="260"/>
-      </w:pPr>
-      <w:r>
-        <w:rPr>
-          <w:rFonts w:ascii="Calibri" w:cs="Calibri" w:eastAsia="Calibri" w:hAnsi="Calibri"/>
-          <w:b/>
-          <w:bCs/>
-          <w:caps/>
-          <w:color w:val="1B2A4A"/>
-          <w:spacing w:val="40"/>
+        <w:spacing w:after="0" w:before="0" w:line="240" w:lineRule="auto"/>
+      </w:pPr>
+      <w:r>
+        <w:rPr>
+          <w:rFonts w:ascii="Calibri" w:hAnsi="Calibri"/>
+          <w:b/>
           <w:sz w:val="24"/>
-          <w:szCs w:val="24"/>
-        </w:rPr>
-        <w:t xml:space="preserve">Certifications</w:t>
+        </w:rPr>
+        <w:t>CERTIFICATIONS &amp; VERIFIED LEARNING</w:t>
       </w:r>
     </w:p>
     <w:p>
@@ -1094,77 +1089,103 @@
     </w:p>
     <w:p>
       <w:pPr>
-        <w:spacing w:after="60" w:before="60"/>
-      </w:pPr>
-      <w:r>
-        <w:rPr>
-          <w:rFonts w:ascii="Calibri" w:cs="Calibri" w:eastAsia="Calibri" w:hAnsi="Calibri"/>
-          <w:b/>
-          <w:bCs/>
-          <w:color w:val="1B2A4A"/>
-          <w:sz w:val="20"/>
-          <w:szCs w:val="20"/>
+        <w:spacing w:after="0" w:before="0" w:line="240" w:lineRule="auto"/>
+      </w:pPr>
+      <w:r>
+        <w:rPr>
+          <w:rFonts w:ascii="Calibri" w:hAnsi="Calibri"/>
+          <w:b/>
+          <w:sz w:val="20"/>
         </w:rPr>
         <w:t xml:space="preserve">CompTIA  </w:t>
       </w:r>
       <w:r>
         <w:rPr>
-          <w:rFonts w:ascii="Calibri" w:cs="Calibri" w:eastAsia="Calibri" w:hAnsi="Calibri"/>
-          <w:color w:val="444444"/>
-          <w:sz w:val="20"/>
-          <w:szCs w:val="20"/>
-        </w:rPr>
-        <w:t xml:space="preserve">Security+   ·   Network+   ·   A+   ·   IT Fundamentals+</w:t>
-      </w:r>
-    </w:p>
-    <w:p>
-      <w:pPr>
-        <w:spacing w:after="60" w:before="60"/>
-      </w:pPr>
-      <w:r>
-        <w:rPr>
-          <w:rFonts w:ascii="Calibri" w:cs="Calibri" w:eastAsia="Calibri" w:hAnsi="Calibri"/>
-          <w:b/>
-          <w:bCs/>
-          <w:color w:val="1B2A4A"/>
-          <w:sz w:val="20"/>
-          <w:szCs w:val="20"/>
+          <w:rFonts w:ascii="Calibri" w:hAnsi="Calibri"/>
+          <w:sz w:val="20"/>
+        </w:rPr>
+        <w:t>Security+ · Network+ · A+ · IT Fundamentals+</w:t>
+      </w:r>
+    </w:p>
+    <w:p>
+      <w:pPr>
+        <w:spacing w:after="0" w:before="0" w:line="240" w:lineRule="auto"/>
+      </w:pPr>
+      <w:r>
+        <w:rPr>
+          <w:rFonts w:ascii="Calibri" w:hAnsi="Calibri"/>
+          <w:b/>
+          <w:sz w:val="20"/>
         </w:rPr>
         <w:t xml:space="preserve">EC-Council  </w:t>
       </w:r>
       <w:r>
         <w:rPr>
-          <w:rFonts w:ascii="Calibri" w:cs="Calibri" w:eastAsia="Calibri" w:hAnsi="Calibri"/>
-          <w:color w:val="444444"/>
-          <w:sz w:val="20"/>
-          <w:szCs w:val="20"/>
-        </w:rPr>
-        <w:t xml:space="preserve">Digital Forensics Essentials (DFE)   ·   Ethical Hacking Essentials (EHE)</w:t>
-      </w:r>
-    </w:p>
-    <w:p>
-      <w:pPr>
-        <w:spacing w:after="60" w:before="60"/>
-      </w:pPr>
-      <w:r>
-        <w:rPr>
-          <w:rFonts w:ascii="Calibri" w:cs="Calibri" w:eastAsia="Calibri" w:hAnsi="Calibri"/>
-          <w:b/>
-          <w:bCs/>
-          <w:color w:val="1B2A4A"/>
-          <w:sz w:val="20"/>
-          <w:szCs w:val="20"/>
+          <w:rFonts w:ascii="Calibri" w:hAnsi="Calibri"/>
+          <w:sz w:val="20"/>
+        </w:rPr>
+        <w:t>Digital Forensics Essentials (DFE) · Ethical Hacking Essentials (EHE) · Network Defense Essentials (NDE)</w:t>
+      </w:r>
+    </w:p>
+    <w:p>
+      <w:pPr>
+        <w:spacing w:after="0" w:before="0" w:line="240" w:lineRule="auto"/>
+      </w:pPr>
+      <w:r>
+        <w:rPr>
+          <w:rFonts w:ascii="Calibri" w:hAnsi="Calibri"/>
+          <w:b/>
+          <w:sz w:val="20"/>
         </w:rPr>
         <w:t xml:space="preserve">ISC²  </w:t>
       </w:r>
       <w:r>
         <w:rPr>
-          <w:rFonts w:ascii="Calibri" w:cs="Calibri" w:eastAsia="Calibri" w:hAnsi="Calibri"/>
-          <w:color w:val="444444"/>
-          <w:sz w:val="20"/>
-          <w:szCs w:val="20"/>
-        </w:rPr>
-        <w:t xml:space="preserve">Certified in Cybersecurity (CC)</w:t>
+          <w:rFonts w:ascii="Calibri" w:hAnsi="Calibri"/>
+          <w:sz w:val="20"/>
+        </w:rPr>
+        <w:t>Certified in Cybersecurity (CC)</w:t>
+      </w:r>
+    </w:p>
+    <w:p>
+      <w:pPr>
+        <w:spacing w:after="0" w:before="0" w:line="240" w:lineRule="auto"/>
+      </w:pPr>
+      <w:r>
+        <w:rPr>
+          <w:rFonts w:ascii="Calibri" w:hAnsi="Calibri"/>
+          <w:b/>
+          <w:sz w:val="20"/>
+        </w:rPr>
+        <w:t xml:space="preserve">IMFx / International Monetary Fund  </w:t>
+      </w:r>
+      <w:r>
+        <w:rPr>
+          <w:rFonts w:ascii="Calibri" w:hAnsi="Calibri"/>
+          <w:sz w:val="20"/>
+        </w:rPr>
+        <w:t>Cyber Risk Supervision</w:t>
+      </w:r>
+    </w:p>
+    <w:p>
+      <w:pPr>
+        <w:spacing w:after="0" w:before="0" w:line="240" w:lineRule="auto"/>
+      </w:pPr>
+      <w:r>
+        <w:rPr>
+          <w:rFonts w:ascii="Calibri" w:hAnsi="Calibri"/>
+          <w:b/>
+          <w:sz w:val="20"/>
+        </w:rPr>
+        <w:t xml:space="preserve">HarvardX / MITx  </w:t>
+      </w:r>
+      <w:r>
+        <w:rPr>
+          <w:rFonts w:ascii="Calibri" w:hAnsi="Calibri"/>
+          <w:b w:val="0"/>
+          <w:sz w:val="20"/>
+        </w:rPr>
+        <w:t>PredictionX coursework · Visualizing Imperialism &amp; the Philippines, 1898-1913</w:t>
       </w:r>
     </w:p>
     <w:p>
